--- a/Docs/战斗系统.docx
+++ b/Docs/战斗系统.docx
@@ -1,15 +1,21 @@
 
 <file path=word/document.xml><?xml version="1.0" encoding="utf-8"?>
-<w:document xmlns:wpc="http://schemas.microsoft.com/office/word/2010/wordprocessingCanvas" xmlns:cx="http://schemas.microsoft.com/office/drawing/2014/chartex" xmlns:cx1="http://schemas.microsoft.com/office/drawing/2015/9/8/chartex" xmlns:cx2="http://schemas.microsoft.com/office/drawing/2015/10/21/chartex" xmlns:cx3="http://schemas.microsoft.com/office/drawing/2016/5/9/chartex" xmlns:cx4="http://schemas.microsoft.com/office/drawing/2016/5/10/chartex" xmlns:cx5="http://schemas.microsoft.com/office/drawing/2016/5/11/chartex" xmlns:cx6="http://schemas.microsoft.com/office/drawing/2016/5/12/chartex" xmlns:cx7="http://schemas.microsoft.com/office/drawing/2016/5/13/chartex" xmlns:cx8="http://schemas.microsoft.com/office/drawing/2016/5/14/chartex" xmlns:mc="http://schemas.openxmlformats.org/markup-compatibility/2006" xmlns:aink="http://schemas.microsoft.com/office/drawing/2016/ink" xmlns:am3d="http://schemas.microsoft.com/office/drawing/2017/model3d" xmlns:o="urn:schemas-microsoft-com:office:office" xmlns:oel="http://schemas.microsoft.com/office/2019/extlst" xmlns:r="http://schemas.openxmlformats.org/officeDocument/2006/relationships" xmlns:m="http://schemas.openxmlformats.org/officeDocument/2006/math" xmlns:v="urn:schemas-microsoft-com:vml" xmlns:wp14="http://schemas.microsoft.com/office/word/2010/wordprocessingDrawing" xmlns:wp="http://schemas.openxmlformats.org/drawingml/2006/wordprocessingDrawing" xmlns:w10="urn:schemas-microsoft-com:office:word" xmlns:w="http://schemas.openxmlformats.org/wordprocessingml/2006/main" xmlns:w14="http://schemas.microsoft.com/office/word/2010/wordml" xmlns:w15="http://schemas.microsoft.com/office/word/2012/wordml" xmlns:w16cei="http://schemas.microsoft.com/office/word/2026/wordml/cei" xmlns:w16cex="http://schemas.microsoft.com/office/word/2018/wordml/cex" xmlns:w16cid="http://schemas.microsoft.com/office/word/2016/wordml/cid" xmlns:w16="http://schemas.microsoft.com/office/word/2018/wordml" xmlns:w16du="http://schemas.microsoft.com/office/word/2023/wordml/word16du" xmlns:w16sdtdh="http://schemas.microsoft.com/office/word/2020/wordml/sdtdatahash" xmlns:w16sdtfl="http://schemas.microsoft.com/office/word/2024/wordml/sdtformatlock" xmlns:w16se="http://schemas.microsoft.com/office/word/2015/wordml/symex" xmlns:wpg="http://schemas.microsoft.com/office/word/2010/wordprocessingGroup" xmlns:wpi="http://schemas.microsoft.com/office/word/2010/wordprocessingInk" xmlns:wne="http://schemas.microsoft.com/office/word/2006/wordml" xmlns:wps="http://schemas.microsoft.com/office/word/2010/wordprocessingShape" mc:Ignorable="w14 w15 w16se w16cid w16 w16cex w16sdtdh w16sdtfl w16du wp14">
+<w:document xmlns:wpc="http://schemas.microsoft.com/office/word/2010/wordprocessingCanvas" xmlns:cx="http://schemas.microsoft.com/office/drawing/2014/chartex" xmlns:cx1="http://schemas.microsoft.com/office/drawing/2015/9/8/chartex" xmlns:cx2="http://schemas.microsoft.com/office/drawing/2015/10/21/chartex" xmlns:cx3="http://schemas.microsoft.com/office/drawing/2016/5/9/chartex" xmlns:cx4="http://schemas.microsoft.com/office/drawing/2016/5/10/chartex" xmlns:cx5="http://schemas.microsoft.com/office/drawing/2016/5/11/chartex" xmlns:cx6="http://schemas.microsoft.com/office/drawing/2016/5/12/chartex" xmlns:cx7="http://schemas.microsoft.com/office/drawing/2016/5/13/chartex" xmlns:cx8="http://schemas.microsoft.com/office/drawing/2016/5/14/chartex" xmlns:mc="http://schemas.openxmlformats.org/markup-compatibility/2006" xmlns:aink="http://schemas.microsoft.com/office/drawing/2016/ink" xmlns:am3d="http://schemas.microsoft.com/office/drawing/2017/model3d" xmlns:o="urn:schemas-microsoft-com:office:office" xmlns:oel="http://schemas.microsoft.com/office/2019/extlst" xmlns:r="http://schemas.openxmlformats.org/officeDocument/2006/relationships" xmlns:m="http://schemas.openxmlformats.org/officeDocument/2006/math" xmlns:v="urn:schemas-microsoft-com:vml" xmlns:wp14="http://schemas.microsoft.com/office/word/2010/wordprocessingDrawing" xmlns:wp="http://schemas.openxmlformats.org/drawingml/2006/wordprocessingDrawing" xmlns:w10="urn:schemas-microsoft-com:office:word" xmlns:w="http://schemas.openxmlformats.org/wordprocessingml/2006/main" xmlns:w14="http://schemas.microsoft.com/office/word/2010/wordml" xmlns:w15="http://schemas.microsoft.com/office/word/2012/wordml" xmlns:w16cex="http://schemas.microsoft.com/office/word/2018/wordml/cex" xmlns:w16cid="http://schemas.microsoft.com/office/word/2016/wordml/cid" xmlns:w16="http://schemas.microsoft.com/office/word/2018/wordml" xmlns:w16du="http://schemas.microsoft.com/office/word/2023/wordml/word16du" xmlns:w16sdtdh="http://schemas.microsoft.com/office/word/2020/wordml/sdtdatahash" xmlns:w16sdtfl="http://schemas.microsoft.com/office/word/2024/wordml/sdtformatlock" xmlns:w16se="http://schemas.microsoft.com/office/word/2015/wordml/symex" xmlns:wpg="http://schemas.microsoft.com/office/word/2010/wordprocessingGroup" xmlns:wpi="http://schemas.microsoft.com/office/word/2010/wordprocessingInk" xmlns:wne="http://schemas.microsoft.com/office/word/2006/wordml" xmlns:wps="http://schemas.microsoft.com/office/word/2010/wordprocessingShape" mc:Ignorable="w14 w15 w16se w16cid w16 w16cex w16sdtdh w16sdtfl w16du wp14">
   <w:body>
     <w:p>
       <w:pPr>
         <w:jc w:val="both"/>
-      </w:pPr>
-    </w:p>
-    <w:p>
-      <w:pPr>
-        <w:jc w:val="both"/>
+        <w:rPr>
+          <w:rFonts w:hint="eastAsia"/>
+        </w:rPr>
+      </w:pPr>
+    </w:p>
+    <w:p>
+      <w:pPr>
+        <w:jc w:val="both"/>
+        <w:rPr>
+          <w:rFonts w:hint="eastAsia"/>
+        </w:rPr>
       </w:pPr>
     </w:p>
     <w:p>
@@ -193,7 +199,14 @@
         <w:rPr>
           <w:rFonts w:hint="eastAsia"/>
         </w:rPr>
-        <w:t>护盾分为三种类型：结晶盾，技能护盾和场地护盾。结晶盾只有最新获得的生效，并不和之前的类型叠加；每个角色提供的技能护盾会同时存在但不叠加，同一角色再次提供技能护盾时，只刷新该护盾盾量和持续时间（不用专门写判定，只需要在状态表里配就行）。不同来源的场地护盾量可以叠加，同一来源的只刷新盾量和持续时间。当我方受到伤害时，优先根据每个角色受到的最终伤害扣除场地护盾值。没有场地护盾时，角色受到伤害将同时扣除每个角色自己身上的每个技能护盾和结晶盾护盾值，所以其实只有最高盾量的那个盾有用（也不一定，万一低盾量的那个盾刚好属性正确可以有250%的吸收量呢）。若该次伤害击破场地护盾后仍有溢出，则角色在场地护盾破碎后受到的伤害应为：（每个角色受到最终伤害总和-场地护盾值）*该次攻击各目标本应受到的最终伤害/每个角色受到最终伤害总和</w:t>
+        <w:t>护盾分为三种类型：结晶盾，技能护盾和场地护盾。结晶盾只有最新获得的生效，并不和之前的类型叠加；每个角色提供的技能护盾会同时存在但不叠加，同一角色再次提供技能护盾时，只刷新该护盾盾量和持续时间（不用专门写判定，只需要在状态表里配就行）。不同来源的场地护盾量可以叠加，同一来源的只刷新盾量和持续时间。当我方受到伤害时，优先根据每个角色受到的最终伤害扣除场地护盾值。没有场地护盾时，角色受到伤害将同时扣除每个角色自己身上的每个技能护盾和结晶盾护盾值，所以其实只有最高盾量的那个盾有用（也不一定，万一低盾量的那个盾刚好属性正确可以有250%的吸收量呢）。若该次伤害击破场地护盾后仍有溢出，则角色在场地护盾破碎后受到的伤害</w:t>
+      </w:r>
+      <w:r>
+        <w:rPr>
+          <w:rFonts w:hint="eastAsia"/>
+        </w:rPr>
+        <w:lastRenderedPageBreak/>
+        <w:t>应为：（每个角色受到最终伤害总和-场地护盾值）*该次攻击各目标本应受到的最终伤害/每个角色受到最终伤害总和</w:t>
       </w:r>
     </w:p>
     <w:p>
@@ -395,6 +408,7 @@
         <w:rPr>
           <w:rFonts w:hint="eastAsia"/>
         </w:rPr>
+        <w:lastRenderedPageBreak/>
         <w:t>我没有专门写快照机制，像状态这种生成时读角色属性的，然后造成伤害或治疗时读自己属性的，他本质就已经是快照了，如果要不是快照就会跟安柏蓄力重击一样写在角色技能里</w:t>
       </w:r>
     </w:p>
@@ -423,9 +437,6 @@
     <w:p>
       <w:pPr>
         <w:jc w:val="both"/>
-        <w:rPr>
-          <w:rFonts w:hint="eastAsia"/>
-        </w:rPr>
       </w:pPr>
       <w:r>
         <w:rPr>
@@ -445,6 +456,20 @@
         <w:rPr>
           <w:rFonts w:hint="eastAsia"/>
         </w:rPr>
+        <w:t>对于初始化的状态，如命座，武器等，则根据角色编号，从1-4依次初始化，单个角色中初始化顺序为天赋-命座-武器-圣遗物，随后进行第二个角色的相应初始化。由此得到的初始化状态也根据此顺序记录在状态机中</w:t>
+      </w:r>
+    </w:p>
+    <w:p>
+      <w:pPr>
+        <w:jc w:val="both"/>
+        <w:rPr>
+          <w:rFonts w:hint="eastAsia"/>
+        </w:rPr>
+      </w:pPr>
+      <w:r>
+        <w:rPr>
+          <w:rFonts w:hint="eastAsia"/>
+        </w:rPr>
         <w:t>当然，元素量处理不跟状态写在一个计时器中，只是同逻辑另行并行处理</w:t>
       </w:r>
     </w:p>
@@ -531,7 +556,14 @@
         <w:rPr>
           <w:rFonts w:hint="eastAsia"/>
         </w:rPr>
-        <w:t>敌方行为模式遵循在保证每个敌人每回合都要行动一次的情况下，在特定战斗中，会提供多于敌方人数的行动次数，并将这些多的次数继续平均分配，每轮分配中威胁度（敌方怪物的一个隐藏属性）越高的越先行动，消耗完总行动次数后，直接结束回合。每个敌方通常拥有多个技能，每次行动时，会随机释放其中一个技能，或是按照顺序，在每一次的行动中依次施展对应技能。</w:t>
+        <w:t>敌方行为模式遵循在保证每个敌人每回合都要行动一次的情况下，在特定战斗中，会提供多于敌方人数的行动次数，并将这些多的次数继续平均分配，每轮分配中威胁度（敌</w:t>
+      </w:r>
+      <w:r>
+        <w:rPr>
+          <w:rFonts w:hint="eastAsia"/>
+        </w:rPr>
+        <w:lastRenderedPageBreak/>
+        <w:t>方怪物的一个隐藏属性）越高的越先行动，消耗完总行动次数后，直接结束回合。每个敌方通常拥有多个技能，每次行动时，会随机释放其中一个技能，或是按照顺序，在每一次的行动中依次施展对应技能。</w:t>
       </w:r>
     </w:p>
     <w:p>
@@ -717,6 +749,7 @@
         <w:rPr>
           <w:rFonts w:hint="eastAsia"/>
         </w:rPr>
+        <w:lastRenderedPageBreak/>
         <w:t>必须承认这是为了对标原神原作而在回合制游戏中做出的极为尴尬的改动，回合制下玩家的操作呈离散分布，每一步都对应着很清楚的预期，盲目添加全局计时器会使得预期失效，如每一动首次hit居然不反应等等。所以最后规则如下：</w:t>
       </w:r>
     </w:p>
@@ -803,55 +836,7 @@
         <w:rPr>
           <w:rFonts w:hint="eastAsia"/>
         </w:rPr>
-        <w:t>每个角色和大部分怪物都拥有韧性值，会在遭受攻击后被削减</w:t>
-      </w:r>
-      <w:r>
-        <w:rPr>
-          <w:rFonts w:hint="eastAsia"/>
-        </w:rPr>
-        <w:t>。无论角色和敌人，在不存在“倒地”状态的情况下，</w:t>
-      </w:r>
-      <w:r>
-        <w:rPr>
-          <w:rFonts w:hint="eastAsia"/>
-        </w:rPr>
-        <w:t>在自身回合开始时恢复</w:t>
-      </w:r>
-      <w:r>
-        <w:rPr>
-          <w:rFonts w:hint="eastAsia"/>
-        </w:rPr>
-        <w:t>全部韧性值</w:t>
-      </w:r>
-      <w:r>
-        <w:rPr>
-          <w:rFonts w:hint="eastAsia"/>
-        </w:rPr>
-        <w:t>。被击破韧性值的目标将陷入一回合的倒地状态。如果是角色，</w:t>
-      </w:r>
-      <w:r>
-        <w:rPr>
-          <w:rFonts w:hint="eastAsia"/>
-        </w:rPr>
-        <w:t>在切换其出战后，所有按钮处于禁用状态，</w:t>
-      </w:r>
-      <w:r>
-        <w:rPr>
-          <w:rFonts w:hint="eastAsia"/>
-        </w:rPr>
-        <w:t>需要花费10ap来起身</w:t>
-      </w:r>
-      <w:r>
-        <w:rPr>
-          <w:rFonts w:hint="eastAsia"/>
-        </w:rPr>
-        <w:t>并消除“倒地”状态。</w:t>
-      </w:r>
-      <w:r>
-        <w:rPr>
-          <w:rFonts w:hint="eastAsia"/>
-        </w:rPr>
-        <w:t>如果是敌方目标，则</w:t>
+        <w:t>每个角色和大部分怪物都拥有韧性值，会在遭受攻击后被削减。无论角色和敌人，在不存在“倒地”状态的情况下，在自身回合开始时恢复全部韧性值。被击破韧性值的目标将陷入一回合的倒地状态。如果是角色，在切换其出战后，所有按钮处于禁用状态，需要花费10ap来起身并消除“倒地”状态。如果是敌方目标，则</w:t>
       </w:r>
       <w:r>
         <w:rPr>
@@ -863,19 +848,7 @@
         <w:rPr>
           <w:rFonts w:hint="eastAsia"/>
         </w:rPr>
-        <w:t>，并消除倒地状态</w:t>
-      </w:r>
-      <w:r>
-        <w:rPr>
-          <w:rFonts w:hint="eastAsia"/>
-        </w:rPr>
-        <w:t>。倒地状态</w:t>
-      </w:r>
-      <w:r>
-        <w:rPr>
-          <w:rFonts w:hint="eastAsia"/>
-        </w:rPr>
-        <w:t>为正常的status逻辑，走相应状态机。</w:t>
+        <w:t>，并消除倒地状态。倒地状态为正常的status逻辑，走相应状态机。</w:t>
       </w:r>
     </w:p>
     <w:p>
@@ -939,6 +912,9 @@
     <w:p>
       <w:pPr>
         <w:jc w:val="both"/>
+        <w:rPr>
+          <w:rFonts w:hint="eastAsia"/>
+        </w:rPr>
       </w:pPr>
       <w:r>
         <w:rPr>
@@ -950,11 +926,17 @@
     <w:p>
       <w:pPr>
         <w:jc w:val="both"/>
-      </w:pPr>
-    </w:p>
-    <w:p>
-      <w:pPr>
-        <w:jc w:val="both"/>
+        <w:rPr>
+          <w:rFonts w:hint="eastAsia"/>
+        </w:rPr>
+      </w:pPr>
+    </w:p>
+    <w:p>
+      <w:pPr>
+        <w:jc w:val="both"/>
+        <w:rPr>
+          <w:rFonts w:hint="eastAsia"/>
+        </w:rPr>
       </w:pPr>
     </w:p>
     <w:p>
@@ -994,6 +976,7 @@
         <w:rPr>
           <w:rFonts w:hint="eastAsia"/>
         </w:rPr>
+        <w:lastRenderedPageBreak/>
         <w:t>读出战角色的BattleInitiate，突破，命座和天赋表，将所有满足激活条件的InitiateStatus和突破加成初始化。该赋予状态就赋予，该直接</w:t>
       </w:r>
       <w:r>
@@ -1268,7 +1251,7 @@
 </file>
 
 <file path=word/endnotes.xml><?xml version="1.0" encoding="utf-8"?>
-<w:endnotes xmlns:wpc="http://schemas.microsoft.com/office/word/2010/wordprocessingCanvas" xmlns:cx="http://schemas.microsoft.com/office/drawing/2014/chartex" xmlns:cx1="http://schemas.microsoft.com/office/drawing/2015/9/8/chartex" xmlns:cx2="http://schemas.microsoft.com/office/drawing/2015/10/21/chartex" xmlns:cx3="http://schemas.microsoft.com/office/drawing/2016/5/9/chartex" xmlns:cx4="http://schemas.microsoft.com/office/drawing/2016/5/10/chartex" xmlns:cx5="http://schemas.microsoft.com/office/drawing/2016/5/11/chartex" xmlns:cx6="http://schemas.microsoft.com/office/drawing/2016/5/12/chartex" xmlns:cx7="http://schemas.microsoft.com/office/drawing/2016/5/13/chartex" xmlns:cx8="http://schemas.microsoft.com/office/drawing/2016/5/14/chartex" xmlns:mc="http://schemas.openxmlformats.org/markup-compatibility/2006" xmlns:aink="http://schemas.microsoft.com/office/drawing/2016/ink" xmlns:am3d="http://schemas.microsoft.com/office/drawing/2017/model3d" xmlns:o="urn:schemas-microsoft-com:office:office" xmlns:oel="http://schemas.microsoft.com/office/2019/extlst" xmlns:r="http://schemas.openxmlformats.org/officeDocument/2006/relationships" xmlns:m="http://schemas.openxmlformats.org/officeDocument/2006/math" xmlns:v="urn:schemas-microsoft-com:vml" xmlns:wp14="http://schemas.microsoft.com/office/word/2010/wordprocessingDrawing" xmlns:wp="http://schemas.openxmlformats.org/drawingml/2006/wordprocessingDrawing" xmlns:w10="urn:schemas-microsoft-com:office:word" xmlns:w="http://schemas.openxmlformats.org/wordprocessingml/2006/main" xmlns:w14="http://schemas.microsoft.com/office/word/2010/wordml" xmlns:w15="http://schemas.microsoft.com/office/word/2012/wordml" xmlns:w16cei="http://schemas.microsoft.com/office/word/2026/wordml/cei" xmlns:w16cex="http://schemas.microsoft.com/office/word/2018/wordml/cex" xmlns:w16cid="http://schemas.microsoft.com/office/word/2016/wordml/cid" xmlns:w16="http://schemas.microsoft.com/office/word/2018/wordml" xmlns:w16du="http://schemas.microsoft.com/office/word/2023/wordml/word16du" xmlns:w16sdtdh="http://schemas.microsoft.com/office/word/2020/wordml/sdtdatahash" xmlns:w16sdtfl="http://schemas.microsoft.com/office/word/2024/wordml/sdtformatlock" xmlns:w16se="http://schemas.microsoft.com/office/word/2015/wordml/symex" xmlns:wpg="http://schemas.microsoft.com/office/word/2010/wordprocessingGroup" xmlns:wpi="http://schemas.microsoft.com/office/word/2010/wordprocessingInk" xmlns:wne="http://schemas.microsoft.com/office/word/2006/wordml" xmlns:wps="http://schemas.microsoft.com/office/word/2010/wordprocessingShape" mc:Ignorable="w14 w15 w16se w16cid w16 w16cex w16sdtdh w16sdtfl w16du wp14">
+<w:endnotes xmlns:wpc="http://schemas.microsoft.com/office/word/2010/wordprocessingCanvas" xmlns:cx="http://schemas.microsoft.com/office/drawing/2014/chartex" xmlns:cx1="http://schemas.microsoft.com/office/drawing/2015/9/8/chartex" xmlns:cx2="http://schemas.microsoft.com/office/drawing/2015/10/21/chartex" xmlns:cx3="http://schemas.microsoft.com/office/drawing/2016/5/9/chartex" xmlns:cx4="http://schemas.microsoft.com/office/drawing/2016/5/10/chartex" xmlns:cx5="http://schemas.microsoft.com/office/drawing/2016/5/11/chartex" xmlns:cx6="http://schemas.microsoft.com/office/drawing/2016/5/12/chartex" xmlns:cx7="http://schemas.microsoft.com/office/drawing/2016/5/13/chartex" xmlns:cx8="http://schemas.microsoft.com/office/drawing/2016/5/14/chartex" xmlns:mc="http://schemas.openxmlformats.org/markup-compatibility/2006" xmlns:aink="http://schemas.microsoft.com/office/drawing/2016/ink" xmlns:am3d="http://schemas.microsoft.com/office/drawing/2017/model3d" xmlns:o="urn:schemas-microsoft-com:office:office" xmlns:oel="http://schemas.microsoft.com/office/2019/extlst" xmlns:r="http://schemas.openxmlformats.org/officeDocument/2006/relationships" xmlns:m="http://schemas.openxmlformats.org/officeDocument/2006/math" xmlns:v="urn:schemas-microsoft-com:vml" xmlns:wp14="http://schemas.microsoft.com/office/word/2010/wordprocessingDrawing" xmlns:wp="http://schemas.openxmlformats.org/drawingml/2006/wordprocessingDrawing" xmlns:w10="urn:schemas-microsoft-com:office:word" xmlns:w="http://schemas.openxmlformats.org/wordprocessingml/2006/main" xmlns:w14="http://schemas.microsoft.com/office/word/2010/wordml" xmlns:w15="http://schemas.microsoft.com/office/word/2012/wordml" xmlns:w16cex="http://schemas.microsoft.com/office/word/2018/wordml/cex" xmlns:w16cid="http://schemas.microsoft.com/office/word/2016/wordml/cid" xmlns:w16="http://schemas.microsoft.com/office/word/2018/wordml" xmlns:w16du="http://schemas.microsoft.com/office/word/2023/wordml/word16du" xmlns:w16sdtdh="http://schemas.microsoft.com/office/word/2020/wordml/sdtdatahash" xmlns:w16sdtfl="http://schemas.microsoft.com/office/word/2024/wordml/sdtformatlock" xmlns:w16se="http://schemas.microsoft.com/office/word/2015/wordml/symex" xmlns:wpg="http://schemas.microsoft.com/office/word/2010/wordprocessingGroup" xmlns:wpi="http://schemas.microsoft.com/office/word/2010/wordprocessingInk" xmlns:wne="http://schemas.microsoft.com/office/word/2006/wordml" xmlns:wps="http://schemas.microsoft.com/office/word/2010/wordprocessingShape" mc:Ignorable="w14 w15 w16se w16cid w16 w16cex w16sdtdh w16sdtfl w16du wp14">
   <w:endnote w:type="separator" w:id="-1">
     <w:p>
       <w:pPr>
@@ -1299,7 +1282,7 @@
 </file>
 
 <file path=word/footnotes.xml><?xml version="1.0" encoding="utf-8"?>
-<w:footnotes xmlns:wpc="http://schemas.microsoft.com/office/word/2010/wordprocessingCanvas" xmlns:cx="http://schemas.microsoft.com/office/drawing/2014/chartex" xmlns:cx1="http://schemas.microsoft.com/office/drawing/2015/9/8/chartex" xmlns:cx2="http://schemas.microsoft.com/office/drawing/2015/10/21/chartex" xmlns:cx3="http://schemas.microsoft.com/office/drawing/2016/5/9/chartex" xmlns:cx4="http://schemas.microsoft.com/office/drawing/2016/5/10/chartex" xmlns:cx5="http://schemas.microsoft.com/office/drawing/2016/5/11/chartex" xmlns:cx6="http://schemas.microsoft.com/office/drawing/2016/5/12/chartex" xmlns:cx7="http://schemas.microsoft.com/office/drawing/2016/5/13/chartex" xmlns:cx8="http://schemas.microsoft.com/office/drawing/2016/5/14/chartex" xmlns:mc="http://schemas.openxmlformats.org/markup-compatibility/2006" xmlns:aink="http://schemas.microsoft.com/office/drawing/2016/ink" xmlns:am3d="http://schemas.microsoft.com/office/drawing/2017/model3d" xmlns:o="urn:schemas-microsoft-com:office:office" xmlns:oel="http://schemas.microsoft.com/office/2019/extlst" xmlns:r="http://schemas.openxmlformats.org/officeDocument/2006/relationships" xmlns:m="http://schemas.openxmlformats.org/officeDocument/2006/math" xmlns:v="urn:schemas-microsoft-com:vml" xmlns:wp14="http://schemas.microsoft.com/office/word/2010/wordprocessingDrawing" xmlns:wp="http://schemas.openxmlformats.org/drawingml/2006/wordprocessingDrawing" xmlns:w10="urn:schemas-microsoft-com:office:word" xmlns:w="http://schemas.openxmlformats.org/wordprocessingml/2006/main" xmlns:w14="http://schemas.microsoft.com/office/word/2010/wordml" xmlns:w15="http://schemas.microsoft.com/office/word/2012/wordml" xmlns:w16cei="http://schemas.microsoft.com/office/word/2026/wordml/cei" xmlns:w16cex="http://schemas.microsoft.com/office/word/2018/wordml/cex" xmlns:w16cid="http://schemas.microsoft.com/office/word/2016/wordml/cid" xmlns:w16="http://schemas.microsoft.com/office/word/2018/wordml" xmlns:w16du="http://schemas.microsoft.com/office/word/2023/wordml/word16du" xmlns:w16sdtdh="http://schemas.microsoft.com/office/word/2020/wordml/sdtdatahash" xmlns:w16sdtfl="http://schemas.microsoft.com/office/word/2024/wordml/sdtformatlock" xmlns:w16se="http://schemas.microsoft.com/office/word/2015/wordml/symex" xmlns:wpg="http://schemas.microsoft.com/office/word/2010/wordprocessingGroup" xmlns:wpi="http://schemas.microsoft.com/office/word/2010/wordprocessingInk" xmlns:wne="http://schemas.microsoft.com/office/word/2006/wordml" xmlns:wps="http://schemas.microsoft.com/office/word/2010/wordprocessingShape" mc:Ignorable="w14 w15 w16se w16cid w16 w16cex w16sdtdh w16sdtfl w16du wp14">
+<w:footnotes xmlns:wpc="http://schemas.microsoft.com/office/word/2010/wordprocessingCanvas" xmlns:cx="http://schemas.microsoft.com/office/drawing/2014/chartex" xmlns:cx1="http://schemas.microsoft.com/office/drawing/2015/9/8/chartex" xmlns:cx2="http://schemas.microsoft.com/office/drawing/2015/10/21/chartex" xmlns:cx3="http://schemas.microsoft.com/office/drawing/2016/5/9/chartex" xmlns:cx4="http://schemas.microsoft.com/office/drawing/2016/5/10/chartex" xmlns:cx5="http://schemas.microsoft.com/office/drawing/2016/5/11/chartex" xmlns:cx6="http://schemas.microsoft.com/office/drawing/2016/5/12/chartex" xmlns:cx7="http://schemas.microsoft.com/office/drawing/2016/5/13/chartex" xmlns:cx8="http://schemas.microsoft.com/office/drawing/2016/5/14/chartex" xmlns:mc="http://schemas.openxmlformats.org/markup-compatibility/2006" xmlns:aink="http://schemas.microsoft.com/office/drawing/2016/ink" xmlns:am3d="http://schemas.microsoft.com/office/drawing/2017/model3d" xmlns:o="urn:schemas-microsoft-com:office:office" xmlns:oel="http://schemas.microsoft.com/office/2019/extlst" xmlns:r="http://schemas.openxmlformats.org/officeDocument/2006/relationships" xmlns:m="http://schemas.openxmlformats.org/officeDocument/2006/math" xmlns:v="urn:schemas-microsoft-com:vml" xmlns:wp14="http://schemas.microsoft.com/office/word/2010/wordprocessingDrawing" xmlns:wp="http://schemas.openxmlformats.org/drawingml/2006/wordprocessingDrawing" xmlns:w10="urn:schemas-microsoft-com:office:word" xmlns:w="http://schemas.openxmlformats.org/wordprocessingml/2006/main" xmlns:w14="http://schemas.microsoft.com/office/word/2010/wordml" xmlns:w15="http://schemas.microsoft.com/office/word/2012/wordml" xmlns:w16cex="http://schemas.microsoft.com/office/word/2018/wordml/cex" xmlns:w16cid="http://schemas.microsoft.com/office/word/2016/wordml/cid" xmlns:w16="http://schemas.microsoft.com/office/word/2018/wordml" xmlns:w16du="http://schemas.microsoft.com/office/word/2023/wordml/word16du" xmlns:w16sdtdh="http://schemas.microsoft.com/office/word/2020/wordml/sdtdatahash" xmlns:w16sdtfl="http://schemas.microsoft.com/office/word/2024/wordml/sdtformatlock" xmlns:w16se="http://schemas.microsoft.com/office/word/2015/wordml/symex" xmlns:wpg="http://schemas.microsoft.com/office/word/2010/wordprocessingGroup" xmlns:wpi="http://schemas.microsoft.com/office/word/2010/wordprocessingInk" xmlns:wne="http://schemas.microsoft.com/office/word/2006/wordml" xmlns:wps="http://schemas.microsoft.com/office/word/2010/wordprocessingShape" mc:Ignorable="w14 w15 w16se w16cid w16 w16cex w16sdtdh w16sdtfl w16du wp14">
   <w:footnote w:type="separator" w:id="-1">
     <w:p>
       <w:pPr>
@@ -1330,7 +1313,7 @@
 </file>
 
 <file path=word/numbering.xml><?xml version="1.0" encoding="utf-8"?>
-<w:numbering xmlns:wpc="http://schemas.microsoft.com/office/word/2010/wordprocessingCanvas" xmlns:cx="http://schemas.microsoft.com/office/drawing/2014/chartex" xmlns:cx1="http://schemas.microsoft.com/office/drawing/2015/9/8/chartex" xmlns:cx2="http://schemas.microsoft.com/office/drawing/2015/10/21/chartex" xmlns:cx3="http://schemas.microsoft.com/office/drawing/2016/5/9/chartex" xmlns:cx4="http://schemas.microsoft.com/office/drawing/2016/5/10/chartex" xmlns:cx5="http://schemas.microsoft.com/office/drawing/2016/5/11/chartex" xmlns:cx6="http://schemas.microsoft.com/office/drawing/2016/5/12/chartex" xmlns:cx7="http://schemas.microsoft.com/office/drawing/2016/5/13/chartex" xmlns:cx8="http://schemas.microsoft.com/office/drawing/2016/5/14/chartex" xmlns:mc="http://schemas.openxmlformats.org/markup-compatibility/2006" xmlns:aink="http://schemas.microsoft.com/office/drawing/2016/ink" xmlns:am3d="http://schemas.microsoft.com/office/drawing/2017/model3d" xmlns:o="urn:schemas-microsoft-com:office:office" xmlns:oel="http://schemas.microsoft.com/office/2019/extlst" xmlns:r="http://schemas.openxmlformats.org/officeDocument/2006/relationships" xmlns:m="http://schemas.openxmlformats.org/officeDocument/2006/math" xmlns:v="urn:schemas-microsoft-com:vml" xmlns:wp14="http://schemas.microsoft.com/office/word/2010/wordprocessingDrawing" xmlns:wp="http://schemas.openxmlformats.org/drawingml/2006/wordprocessingDrawing" xmlns:w10="urn:schemas-microsoft-com:office:word" xmlns:w="http://schemas.openxmlformats.org/wordprocessingml/2006/main" xmlns:w14="http://schemas.microsoft.com/office/word/2010/wordml" xmlns:w15="http://schemas.microsoft.com/office/word/2012/wordml" xmlns:w16cei="http://schemas.microsoft.com/office/word/2026/wordml/cei" xmlns:w16cex="http://schemas.microsoft.com/office/word/2018/wordml/cex" xmlns:w16cid="http://schemas.microsoft.com/office/word/2016/wordml/cid" xmlns:w16="http://schemas.microsoft.com/office/word/2018/wordml" xmlns:w16du="http://schemas.microsoft.com/office/word/2023/wordml/word16du" xmlns:w16sdtdh="http://schemas.microsoft.com/office/word/2020/wordml/sdtdatahash" xmlns:w16sdtfl="http://schemas.microsoft.com/office/word/2024/wordml/sdtformatlock" xmlns:w16se="http://schemas.microsoft.com/office/word/2015/wordml/symex" xmlns:wpg="http://schemas.microsoft.com/office/word/2010/wordprocessingGroup" xmlns:wpi="http://schemas.microsoft.com/office/word/2010/wordprocessingInk" xmlns:wne="http://schemas.microsoft.com/office/word/2006/wordml" xmlns:wps="http://schemas.microsoft.com/office/word/2010/wordprocessingShape" mc:Ignorable="w14 w15 w16se w16cid w16 w16cex w16sdtdh w16sdtfl w16du wp14">
+<w:numbering xmlns:wpc="http://schemas.microsoft.com/office/word/2010/wordprocessingCanvas" xmlns:cx="http://schemas.microsoft.com/office/drawing/2014/chartex" xmlns:cx1="http://schemas.microsoft.com/office/drawing/2015/9/8/chartex" xmlns:cx2="http://schemas.microsoft.com/office/drawing/2015/10/21/chartex" xmlns:cx3="http://schemas.microsoft.com/office/drawing/2016/5/9/chartex" xmlns:cx4="http://schemas.microsoft.com/office/drawing/2016/5/10/chartex" xmlns:cx5="http://schemas.microsoft.com/office/drawing/2016/5/11/chartex" xmlns:cx6="http://schemas.microsoft.com/office/drawing/2016/5/12/chartex" xmlns:cx7="http://schemas.microsoft.com/office/drawing/2016/5/13/chartex" xmlns:cx8="http://schemas.microsoft.com/office/drawing/2016/5/14/chartex" xmlns:mc="http://schemas.openxmlformats.org/markup-compatibility/2006" xmlns:aink="http://schemas.microsoft.com/office/drawing/2016/ink" xmlns:am3d="http://schemas.microsoft.com/office/drawing/2017/model3d" xmlns:o="urn:schemas-microsoft-com:office:office" xmlns:oel="http://schemas.microsoft.com/office/2019/extlst" xmlns:r="http://schemas.openxmlformats.org/officeDocument/2006/relationships" xmlns:m="http://schemas.openxmlformats.org/officeDocument/2006/math" xmlns:v="urn:schemas-microsoft-com:vml" xmlns:wp14="http://schemas.microsoft.com/office/word/2010/wordprocessingDrawing" xmlns:wp="http://schemas.openxmlformats.org/drawingml/2006/wordprocessingDrawing" xmlns:w10="urn:schemas-microsoft-com:office:word" xmlns:w="http://schemas.openxmlformats.org/wordprocessingml/2006/main" xmlns:w14="http://schemas.microsoft.com/office/word/2010/wordml" xmlns:w15="http://schemas.microsoft.com/office/word/2012/wordml" xmlns:w16cex="http://schemas.microsoft.com/office/word/2018/wordml/cex" xmlns:w16cid="http://schemas.microsoft.com/office/word/2016/wordml/cid" xmlns:w16="http://schemas.microsoft.com/office/word/2018/wordml" xmlns:w16du="http://schemas.microsoft.com/office/word/2023/wordml/word16du" xmlns:w16sdtdh="http://schemas.microsoft.com/office/word/2020/wordml/sdtdatahash" xmlns:w16sdtfl="http://schemas.microsoft.com/office/word/2024/wordml/sdtformatlock" xmlns:w16se="http://schemas.microsoft.com/office/word/2015/wordml/symex" xmlns:wpg="http://schemas.microsoft.com/office/word/2010/wordprocessingGroup" xmlns:wpi="http://schemas.microsoft.com/office/word/2010/wordprocessingInk" xmlns:wne="http://schemas.microsoft.com/office/word/2006/wordml" xmlns:wps="http://schemas.microsoft.com/office/word/2010/wordprocessingShape" mc:Ignorable="w14 w15 w16se w16cid w16 w16cex w16sdtdh w16sdtfl w16du wp14">
   <w:abstractNum w:abstractNumId="0" w15:restartNumberingAfterBreak="0">
     <w:nsid w:val="3E080B9E"/>
     <w:multiLevelType w:val="hybridMultilevel"/>
